--- a/Documents/Padwekar_Shraddha_InitialResults.docx
+++ b/Documents/Padwekar_Shraddha_InitialResults.docx
@@ -184,25 +184,7 @@
               <w:sz w:val="32"/>
               <w:szCs w:val="32"/>
             </w:rPr>
-            <w:t xml:space="preserve">Shraddha </w:t>
-          </w:r>
-          <w:proofErr w:type="spellStart"/>
-          <w:r>
-            <w:rPr>
-              <w:spacing w:val="15"/>
-              <w:sz w:val="32"/>
-              <w:szCs w:val="32"/>
-            </w:rPr>
-            <w:t>Padwekar</w:t>
-          </w:r>
-          <w:proofErr w:type="spellEnd"/>
-          <w:r>
-            <w:rPr>
-              <w:spacing w:val="15"/>
-              <w:sz w:val="32"/>
-              <w:szCs w:val="32"/>
-            </w:rPr>
-            <w:t xml:space="preserve"> </w:t>
+            <w:t xml:space="preserve">Shraddha Padwekar </w:t>
           </w:r>
         </w:p>
         <w:p>
@@ -355,7 +337,7 @@
           <w:r>
             <w:fldChar w:fldCharType="separate"/>
           </w:r>
-          <w:hyperlink w:anchor="_Toc203358145" w:history="1">
+          <w:hyperlink w:anchor="_Toc203405557" w:history="1">
             <w:r>
               <w:rPr>
                 <w:rStyle w:val="Hyperlink"/>
@@ -383,7 +365,7 @@
                 <w:noProof/>
                 <w:webHidden/>
               </w:rPr>
-              <w:instrText xml:space="preserve"> PAGEREF _Toc203358145 \h </w:instrText>
+              <w:instrText xml:space="preserve"> PAGEREF _Toc203405557 \h </w:instrText>
             </w:r>
             <w:r>
               <w:rPr>
@@ -428,7 +410,7 @@
               <w14:ligatures w14:val="standardContextual"/>
             </w:rPr>
           </w:pPr>
-          <w:hyperlink w:anchor="_Toc203358146" w:history="1">
+          <w:hyperlink w:anchor="_Toc203405558" w:history="1">
             <w:r>
               <w:rPr>
                 <w:rStyle w:val="Hyperlink"/>
@@ -455,7 +437,7 @@
                 <w:noProof/>
                 <w:webHidden/>
               </w:rPr>
-              <w:instrText xml:space="preserve"> PAGEREF _Toc203358146 \h </w:instrText>
+              <w:instrText xml:space="preserve"> PAGEREF _Toc203405558 \h </w:instrText>
             </w:r>
             <w:r>
               <w:rPr>
@@ -500,7 +482,7 @@
               <w14:ligatures w14:val="standardContextual"/>
             </w:rPr>
           </w:pPr>
-          <w:hyperlink w:anchor="_Toc203358147" w:history="1">
+          <w:hyperlink w:anchor="_Toc203405559" w:history="1">
             <w:r>
               <w:rPr>
                 <w:rStyle w:val="Hyperlink"/>
@@ -527,7 +509,7 @@
                 <w:noProof/>
                 <w:webHidden/>
               </w:rPr>
-              <w:instrText xml:space="preserve"> PAGEREF _Toc203358147 \h </w:instrText>
+              <w:instrText xml:space="preserve"> PAGEREF _Toc203405559 \h </w:instrText>
             </w:r>
             <w:r>
               <w:rPr>
@@ -572,13 +554,13 @@
               <w14:ligatures w14:val="standardContextual"/>
             </w:rPr>
           </w:pPr>
-          <w:hyperlink w:anchor="_Toc203358148" w:history="1">
+          <w:hyperlink w:anchor="_Toc203405560" w:history="1">
             <w:r>
               <w:rPr>
                 <w:rStyle w:val="Hyperlink"/>
                 <w:noProof/>
               </w:rPr>
-              <w:t>Summary of Technical Additions</w:t>
+              <w:t>Limitation</w:t>
             </w:r>
             <w:r>
               <w:rPr>
@@ -599,7 +581,7 @@
                 <w:noProof/>
                 <w:webHidden/>
               </w:rPr>
-              <w:instrText xml:space="preserve"> PAGEREF _Toc203358148 \h </w:instrText>
+              <w:instrText xml:space="preserve"> PAGEREF _Toc203405560 \h </w:instrText>
             </w:r>
             <w:r>
               <w:rPr>
@@ -644,13 +626,13 @@
               <w14:ligatures w14:val="standardContextual"/>
             </w:rPr>
           </w:pPr>
-          <w:hyperlink w:anchor="_Toc203358149" w:history="1">
+          <w:hyperlink w:anchor="_Toc203405561" w:history="1">
             <w:r>
               <w:rPr>
                 <w:rStyle w:val="Hyperlink"/>
                 <w:noProof/>
               </w:rPr>
-              <w:t>Data Analysis Section</w:t>
+              <w:t>Summary of Technical Additions</w:t>
             </w:r>
             <w:r>
               <w:rPr>
@@ -671,7 +653,7 @@
                 <w:noProof/>
                 <w:webHidden/>
               </w:rPr>
-              <w:instrText xml:space="preserve"> PAGEREF _Toc203358149 \h </w:instrText>
+              <w:instrText xml:space="preserve"> PAGEREF _Toc203405561 \h </w:instrText>
             </w:r>
             <w:r>
               <w:rPr>
@@ -716,13 +698,13 @@
               <w14:ligatures w14:val="standardContextual"/>
             </w:rPr>
           </w:pPr>
-          <w:hyperlink w:anchor="_Toc203358150" w:history="1">
+          <w:hyperlink w:anchor="_Toc203405562" w:history="1">
             <w:r>
               <w:rPr>
                 <w:rStyle w:val="Hyperlink"/>
                 <w:noProof/>
               </w:rPr>
-              <w:t>Data Preparation Section</w:t>
+              <w:t>Data Analysis Section</w:t>
             </w:r>
             <w:r>
               <w:rPr>
@@ -743,7 +725,7 @@
                 <w:noProof/>
                 <w:webHidden/>
               </w:rPr>
-              <w:instrText xml:space="preserve"> PAGEREF _Toc203358150 \h </w:instrText>
+              <w:instrText xml:space="preserve"> PAGEREF _Toc203405562 \h </w:instrText>
             </w:r>
             <w:r>
               <w:rPr>
@@ -788,13 +770,13 @@
               <w14:ligatures w14:val="standardContextual"/>
             </w:rPr>
           </w:pPr>
-          <w:hyperlink w:anchor="_Toc203358151" w:history="1">
+          <w:hyperlink w:anchor="_Toc203405563" w:history="1">
             <w:r>
               <w:rPr>
                 <w:rStyle w:val="Hyperlink"/>
                 <w:noProof/>
               </w:rPr>
-              <w:t>Model Evaluation Section</w:t>
+              <w:t>Data Preparation Section</w:t>
             </w:r>
             <w:r>
               <w:rPr>
@@ -815,7 +797,7 @@
                 <w:noProof/>
                 <w:webHidden/>
               </w:rPr>
-              <w:instrText xml:space="preserve"> PAGEREF _Toc203358151 \h </w:instrText>
+              <w:instrText xml:space="preserve"> PAGEREF _Toc203405563 \h </w:instrText>
             </w:r>
             <w:r>
               <w:rPr>
@@ -860,13 +842,13 @@
               <w14:ligatures w14:val="standardContextual"/>
             </w:rPr>
           </w:pPr>
-          <w:hyperlink w:anchor="_Toc203358152" w:history="1">
+          <w:hyperlink w:anchor="_Toc203405564" w:history="1">
             <w:r>
               <w:rPr>
                 <w:rStyle w:val="Hyperlink"/>
                 <w:noProof/>
               </w:rPr>
-              <w:t>Composite Resilience Score</w:t>
+              <w:t>Model Evaluation Section</w:t>
             </w:r>
             <w:r>
               <w:rPr>
@@ -887,7 +869,7 @@
                 <w:noProof/>
                 <w:webHidden/>
               </w:rPr>
-              <w:instrText xml:space="preserve"> PAGEREF _Toc203358152 \h </w:instrText>
+              <w:instrText xml:space="preserve"> PAGEREF _Toc203405564 \h </w:instrText>
             </w:r>
             <w:r>
               <w:rPr>
@@ -907,7 +889,7 @@
                 <w:noProof/>
                 <w:webHidden/>
               </w:rPr>
-              <w:t>7</w:t>
+              <w:t>6</w:t>
             </w:r>
             <w:r>
               <w:rPr>
@@ -932,13 +914,13 @@
               <w14:ligatures w14:val="standardContextual"/>
             </w:rPr>
           </w:pPr>
-          <w:hyperlink w:anchor="_Toc203358153" w:history="1">
+          <w:hyperlink w:anchor="_Toc203405565" w:history="1">
             <w:r>
               <w:rPr>
                 <w:rStyle w:val="Hyperlink"/>
                 <w:noProof/>
               </w:rPr>
-              <w:t>Research Perspectives</w:t>
+              <w:t>Composite Resilience Score</w:t>
             </w:r>
             <w:r>
               <w:rPr>
@@ -959,7 +941,7 @@
                 <w:noProof/>
                 <w:webHidden/>
               </w:rPr>
-              <w:instrText xml:space="preserve"> PAGEREF _Toc203358153 \h </w:instrText>
+              <w:instrText xml:space="preserve"> PAGEREF _Toc203405565 \h </w:instrText>
             </w:r>
             <w:r>
               <w:rPr>
@@ -1004,13 +986,13 @@
               <w14:ligatures w14:val="standardContextual"/>
             </w:rPr>
           </w:pPr>
-          <w:hyperlink w:anchor="_Toc203358154" w:history="1">
+          <w:hyperlink w:anchor="_Toc203405566" w:history="1">
             <w:r>
               <w:rPr>
                 <w:rStyle w:val="Hyperlink"/>
                 <w:noProof/>
               </w:rPr>
-              <w:t>Conclusion</w:t>
+              <w:t>Research Perspectives</w:t>
             </w:r>
             <w:r>
               <w:rPr>
@@ -1031,7 +1013,7 @@
                 <w:noProof/>
                 <w:webHidden/>
               </w:rPr>
-              <w:instrText xml:space="preserve"> PAGEREF _Toc203358154 \h </w:instrText>
+              <w:instrText xml:space="preserve"> PAGEREF _Toc203405566 \h </w:instrText>
             </w:r>
             <w:r>
               <w:rPr>
@@ -1076,12 +1058,84 @@
               <w14:ligatures w14:val="standardContextual"/>
             </w:rPr>
           </w:pPr>
-          <w:hyperlink w:anchor="_Toc203358155" w:history="1">
+          <w:hyperlink w:anchor="_Toc203405567" w:history="1">
             <w:r>
               <w:rPr>
                 <w:rStyle w:val="Hyperlink"/>
                 <w:noProof/>
               </w:rPr>
+              <w:t>Conclusion</w:t>
+            </w:r>
+            <w:r>
+              <w:rPr>
+                <w:noProof/>
+                <w:webHidden/>
+              </w:rPr>
+              <w:tab/>
+            </w:r>
+            <w:r>
+              <w:rPr>
+                <w:noProof/>
+                <w:webHidden/>
+              </w:rPr>
+              <w:fldChar w:fldCharType="begin"/>
+            </w:r>
+            <w:r>
+              <w:rPr>
+                <w:noProof/>
+                <w:webHidden/>
+              </w:rPr>
+              <w:instrText xml:space="preserve"> PAGEREF _Toc203405567 \h </w:instrText>
+            </w:r>
+            <w:r>
+              <w:rPr>
+                <w:noProof/>
+                <w:webHidden/>
+              </w:rPr>
+            </w:r>
+            <w:r>
+              <w:rPr>
+                <w:noProof/>
+                <w:webHidden/>
+              </w:rPr>
+              <w:fldChar w:fldCharType="separate"/>
+            </w:r>
+            <w:r>
+              <w:rPr>
+                <w:noProof/>
+                <w:webHidden/>
+              </w:rPr>
+              <w:t>8</w:t>
+            </w:r>
+            <w:r>
+              <w:rPr>
+                <w:noProof/>
+                <w:webHidden/>
+              </w:rPr>
+              <w:fldChar w:fldCharType="end"/>
+            </w:r>
+          </w:hyperlink>
+        </w:p>
+        <w:p>
+          <w:pPr>
+            <w:pStyle w:val="TOC1"/>
+            <w:rPr>
+              <w:rFonts w:asciiTheme="minorHAnsi" w:eastAsiaTheme="minorEastAsia" w:hAnsiTheme="minorHAnsi" w:cstheme="minorBidi"/>
+              <w:b w:val="0"/>
+              <w:noProof/>
+              <w:color w:val="auto"/>
+              <w:kern w:val="2"/>
+              <w:szCs w:val="24"/>
+              <w:lang w:eastAsia="en-CA"/>
+              <w14:ligatures w14:val="standardContextual"/>
+            </w:rPr>
+          </w:pPr>
+          <w:hyperlink w:anchor="_Toc203405568" w:history="1">
+            <w:r>
+              <w:rPr>
+                <w:rStyle w:val="Hyperlink"/>
+                <w:noProof/>
+              </w:rPr>
               <w:t>References</w:t>
             </w:r>
             <w:r>
@@ -1103,7 +1157,7 @@
                 <w:noProof/>
                 <w:webHidden/>
               </w:rPr>
-              <w:instrText xml:space="preserve"> PAGEREF _Toc203358155 \h </w:instrText>
+              <w:instrText xml:space="preserve"> PAGEREF _Toc203405568 \h </w:instrText>
             </w:r>
             <w:r>
               <w:rPr>
@@ -1169,7 +1223,7 @@
           <w:bCs/>
         </w:rPr>
       </w:pPr>
-      <w:bookmarkStart w:id="0" w:name="_Toc203358145"/>
+      <w:bookmarkStart w:id="0" w:name="_Toc203405557"/>
       <w:r>
         <w:rPr>
           <w:bCs/>
@@ -1215,7 +1269,7 @@
       <w:pPr>
         <w:pStyle w:val="Heading1"/>
       </w:pPr>
-      <w:bookmarkStart w:id="1" w:name="_Toc203358146"/>
+      <w:bookmarkStart w:id="1" w:name="_Toc203405558"/>
       <w:r>
         <w:t>Objective</w:t>
       </w:r>
@@ -1233,23 +1287,7 @@
           <w:b/>
           <w:bCs/>
         </w:rPr>
-        <w:t xml:space="preserve">which Ontario electricity </w:t>
-      </w:r>
-      <w:proofErr w:type="gramStart"/>
-      <w:r>
-        <w:rPr>
-          <w:b/>
-          <w:bCs/>
-        </w:rPr>
-        <w:t>zones</w:t>
-      </w:r>
-      <w:proofErr w:type="gramEnd"/>
-      <w:r>
-        <w:rPr>
-          <w:b/>
-          <w:bCs/>
-        </w:rPr>
-        <w:t xml:space="preserve"> exhibit the highest infrastructure stress and demand volatility</w:t>
+        <w:t>which Ontario electricity zones exhibit the highest infrastructure stress and demand volatility</w:t>
       </w:r>
       <w:r>
         <w:t>, based on empirical indicators such as:</w:t>
@@ -1332,7 +1370,7 @@
       <w:pPr>
         <w:pStyle w:val="Heading1"/>
       </w:pPr>
-      <w:bookmarkStart w:id="2" w:name="_Toc203358147"/>
+      <w:bookmarkStart w:id="2" w:name="_Toc203405559"/>
       <w:r>
         <w:lastRenderedPageBreak/>
         <w:t>Experimentation and Analytical Workflow</w:t>
@@ -1351,6 +1389,7 @@
       <w:pPr>
         <w:spacing w:after="160" w:line="278" w:lineRule="auto"/>
       </w:pPr>
+      <w:bookmarkStart w:id="3" w:name="_Hlk203405632"/>
       <w:r>
         <w:t>Out of 12 designed experiments, the following were deemed most relevant:</w:t>
       </w:r>
@@ -1382,6 +1421,7 @@
             <w:vAlign w:val="center"/>
             <w:hideMark/>
           </w:tcPr>
+          <w:bookmarkEnd w:id="3"/>
           <w:p>
             <w:pPr>
               <w:spacing w:after="160" w:line="278" w:lineRule="auto"/>
@@ -1638,48 +1678,16 @@
       <w:pPr>
         <w:spacing w:after="160" w:line="278" w:lineRule="auto"/>
       </w:pPr>
+      <w:bookmarkStart w:id="4" w:name="_Hlk203405615"/>
       <w:r>
         <w:t>The remaining experiments provided exploratory insights but were excluded from the final scoring and modeling framework due to either redundancy, data incompleteness, or marginal contribution.</w:t>
       </w:r>
     </w:p>
+    <w:bookmarkEnd w:id="4"/>
     <w:p>
       <w:pPr>
         <w:spacing w:after="160" w:line="278" w:lineRule="auto"/>
       </w:pPr>
-    </w:p>
-    <w:p>
-      <w:pPr>
-        <w:pStyle w:val="Heading1"/>
-      </w:pPr>
-      <w:bookmarkStart w:id="3" w:name="_Toc203358148"/>
-      <w:r>
-        <w:t>Summary of Technical Additions</w:t>
-      </w:r>
-      <w:bookmarkEnd w:id="3"/>
-    </w:p>
-    <w:p>
-      <w:pPr>
-        <w:spacing w:after="160" w:line="278" w:lineRule="auto"/>
-      </w:pPr>
-      <w:r>
-        <w:t>To complement the experimentation and findings of this study, the following sections formalize the technical process used to evaluate Smart Grid readiness across Ontario zones. These additions provide detailed insights into data handling, analytical rigor, and modeling transparency.</w:t>
-      </w:r>
-    </w:p>
-    <w:p>
-      <w:pPr>
-        <w:spacing w:after="160" w:line="278" w:lineRule="auto"/>
-      </w:pPr>
-    </w:p>
-    <w:p>
-      <w:pPr>
-        <w:pStyle w:val="Heading1"/>
-      </w:pPr>
-      <w:bookmarkStart w:id="4" w:name="_Toc203358149"/>
-      <w:r>
-        <w:lastRenderedPageBreak/>
-        <w:t>Data Analysis Section</w:t>
-      </w:r>
-      <w:bookmarkEnd w:id="4"/>
     </w:p>
     <w:p>
       <w:pPr>
@@ -1694,6 +1702,216 @@
           <w:b/>
           <w:bCs/>
         </w:rPr>
+        <w:t>Research Question 1</w:t>
+      </w:r>
+      <w:r>
+        <w:rPr>
+          <w:b/>
+          <w:bCs/>
+        </w:rPr>
+        <w:t xml:space="preserve">: </w:t>
+      </w:r>
+    </w:p>
+    <w:p>
+      <w:pPr>
+        <w:spacing w:after="160" w:line="278" w:lineRule="auto"/>
+      </w:pPr>
+      <w:r>
+        <w:rPr>
+          <w:b/>
+          <w:bCs/>
+        </w:rPr>
+        <w:t>Which Ontario electricity zones exhibit the highest volatility and infrastructure stress based on empirical indicators?</w:t>
+      </w:r>
+      <w:r>
+        <w:br/>
+        <w:t>BRUCE, ESSA, and EAST showed the highest composite stress scores, indicating elevated risk from both unstable demand and frequent outages. These zones should be prioritized for smart grid upgrades, forecasting enhancements, or asset reinforcement.</w:t>
+      </w:r>
+    </w:p>
+    <w:p>
+      <w:pPr>
+        <w:pStyle w:val="Heading1"/>
+      </w:pPr>
+      <w:bookmarkStart w:id="5" w:name="_Toc203405560"/>
+      <w:r>
+        <w:lastRenderedPageBreak/>
+        <w:t>Limitation</w:t>
+      </w:r>
+      <w:bookmarkEnd w:id="5"/>
+    </w:p>
+    <w:p>
+      <w:pPr>
+        <w:pStyle w:val="BodyText"/>
+      </w:pPr>
+      <w:r>
+        <w:rPr>
+          <w:b/>
+          <w:bCs/>
+        </w:rPr>
+        <w:t>Experiment 1</w:t>
+      </w:r>
+      <w:r>
+        <w:t>: No zone-level generation data; reserve margins estimated; time alignment was tricky.</w:t>
+      </w:r>
+      <w:r>
+        <w:br/>
+        <w:t>This limits precision in assessing adequacy at the zonal level.</w:t>
+      </w:r>
+    </w:p>
+    <w:p>
+      <w:pPr>
+        <w:pStyle w:val="BodyText"/>
+        <w:numPr>
+          <w:ilvl w:val="0"/>
+          <w:numId w:val="48"/>
+        </w:numPr>
+      </w:pPr>
+      <w:r>
+        <w:rPr>
+          <w:b/>
+          <w:bCs/>
+        </w:rPr>
+        <w:t>Experiment 2</w:t>
+      </w:r>
+      <w:r>
+        <w:t>: Partial data; equal weights may misrepresent reality.</w:t>
+      </w:r>
+      <w:r>
+        <w:br/>
+        <w:t>The composite score may not reflect the true operational importance of each metric.</w:t>
+      </w:r>
+    </w:p>
+    <w:p>
+      <w:pPr>
+        <w:pStyle w:val="BodyText"/>
+      </w:pPr>
+      <w:r>
+        <w:rPr>
+          <w:b/>
+          <w:bCs/>
+        </w:rPr>
+        <w:t>Experiment 3</w:t>
+      </w:r>
+      <w:r>
+        <w:t>: Oversimplifies grid stress; ignores local constraints and seasonality.</w:t>
+      </w:r>
+      <w:r>
+        <w:br/>
+        <w:t>The Gap Score may overlook short-term or localized vulnerabilities.</w:t>
+      </w:r>
+    </w:p>
+    <w:p>
+      <w:pPr>
+        <w:pStyle w:val="BodyText"/>
+      </w:pPr>
+      <w:r>
+        <w:rPr>
+          <w:b/>
+          <w:bCs/>
+        </w:rPr>
+        <w:t>Experiment 6</w:t>
+      </w:r>
+      <w:r>
+        <w:t>: VG+SBG don’t represent full supply; errors reflect structural gap, not forecast failure.</w:t>
+      </w:r>
+      <w:r>
+        <w:br/>
+        <w:t>Results highlight limited VG/SBG coverage rather than inaccurate forecasting.</w:t>
+      </w:r>
+    </w:p>
+    <w:p>
+      <w:pPr>
+        <w:pStyle w:val="BodyText"/>
+      </w:pPr>
+      <w:r>
+        <w:rPr>
+          <w:b/>
+          <w:bCs/>
+        </w:rPr>
+        <w:t>Experiment 10</w:t>
+      </w:r>
+      <w:r>
+        <w:t>: Limited time range; forecast errors not zone-specific or causally isolated.</w:t>
+      </w:r>
+      <w:r>
+        <w:br/>
+        <w:t>Forecast reliability is difficult to interpret without broader temporal and causal context.</w:t>
+      </w:r>
+    </w:p>
+    <w:p>
+      <w:pPr>
+        <w:spacing w:after="160" w:line="278" w:lineRule="auto"/>
+      </w:pPr>
+      <w:r>
+        <w:rPr>
+          <w:b/>
+          <w:bCs/>
+        </w:rPr>
+        <w:t>Research Question:</w:t>
+      </w:r>
+      <w:r>
+        <w:t xml:space="preserve"> </w:t>
+      </w:r>
+      <w:r>
+        <w:t>The analysis uses planned outages as a proxy for infrastructure stress and CV for volatility, which may distort low-demand zones. Equal weighting may oversimplify true impact, and the limited Jan–Jun 2025 timeframe could miss seasonal patterns. No external validation was used.</w:t>
+      </w:r>
+    </w:p>
+    <w:p>
+      <w:pPr>
+        <w:pStyle w:val="BodyText"/>
+      </w:pPr>
+    </w:p>
+    <w:p>
+      <w:pPr>
+        <w:pStyle w:val="BodyText"/>
+      </w:pPr>
+    </w:p>
+    <w:p>
+      <w:pPr>
+        <w:pStyle w:val="Heading1"/>
+      </w:pPr>
+      <w:bookmarkStart w:id="6" w:name="_Toc203405561"/>
+      <w:r>
+        <w:t>Summary of Technical Additions</w:t>
+      </w:r>
+      <w:bookmarkEnd w:id="6"/>
+    </w:p>
+    <w:p>
+      <w:pPr>
+        <w:spacing w:after="160" w:line="278" w:lineRule="auto"/>
+      </w:pPr>
+      <w:r>
+        <w:t>To complement the experimentation and findings of this study, the following sections formalize the technical process used to evaluate Smart Grid readiness across Ontario zones. These additions provide detailed insights into data handling, analytical rigor, and modeling transparency.</w:t>
+      </w:r>
+    </w:p>
+    <w:p>
+      <w:pPr>
+        <w:spacing w:after="160" w:line="278" w:lineRule="auto"/>
+      </w:pPr>
+    </w:p>
+    <w:p>
+      <w:pPr>
+        <w:pStyle w:val="Heading1"/>
+      </w:pPr>
+      <w:bookmarkStart w:id="7" w:name="_Toc203405562"/>
+      <w:r>
+        <w:t>Data Analysis Section</w:t>
+      </w:r>
+      <w:bookmarkEnd w:id="7"/>
+    </w:p>
+    <w:p>
+      <w:pPr>
+        <w:spacing w:after="160" w:line="278" w:lineRule="auto"/>
+        <w:rPr>
+          <w:b/>
+          <w:bCs/>
+        </w:rPr>
+      </w:pPr>
+      <w:r>
+        <w:rPr>
+          <w:b/>
+          <w:bCs/>
+        </w:rPr>
         <w:t>Summary of Key Dataset Features Using Descriptive Statistics</w:t>
       </w:r>
     </w:p>
@@ -1702,7 +1920,11 @@
         <w:spacing w:after="160" w:line="278" w:lineRule="auto"/>
       </w:pPr>
       <w:r>
-        <w:t>This project utilized operational datasets from Ontario’s Independent Electricity System Operator (IESO), including real-time zonal demand, transmission outages, dispatch deviations, and adequacy shortfall reports. Key statistical indicators—such as mean, standard deviation, and coefficient of variation (CV)—were computed for each zone to quantify demand volatility and service irregularities.</w:t>
+        <w:t xml:space="preserve">This project utilized operational datasets from Ontario’s Independent Electricity System Operator (IESO), including real-time zonal demand, transmission outages, dispatch deviations, </w:t>
+      </w:r>
+      <w:r>
+        <w:lastRenderedPageBreak/>
+        <w:t>and adequacy shortfall reports. Key statistical indicators—such as mean, standard deviation, and coefficient of variation (CV)—were computed for each zone to quantify demand volatility and service irregularities.</w:t>
       </w:r>
     </w:p>
     <w:p>
@@ -1902,11 +2124,11 @@
       <w:pPr>
         <w:pStyle w:val="Heading1"/>
       </w:pPr>
-      <w:bookmarkStart w:id="5" w:name="_Toc203358150"/>
+      <w:bookmarkStart w:id="8" w:name="_Toc203405563"/>
       <w:r>
         <w:t>Data Preparation Section</w:t>
       </w:r>
-      <w:bookmarkEnd w:id="5"/>
+      <w:bookmarkEnd w:id="8"/>
     </w:p>
     <w:p>
       <w:pPr>
@@ -1964,7 +2186,6 @@
           <w:b/>
           <w:bCs/>
         </w:rPr>
-        <w:lastRenderedPageBreak/>
         <w:t>Scaling</w:t>
       </w:r>
       <w:r>
@@ -2022,6 +2243,7 @@
           <w:b/>
           <w:bCs/>
         </w:rPr>
+        <w:lastRenderedPageBreak/>
         <w:t>Documentation of Transformations</w:t>
       </w:r>
     </w:p>
@@ -2082,11 +2304,11 @@
       <w:pPr>
         <w:pStyle w:val="Heading1"/>
       </w:pPr>
-      <w:bookmarkStart w:id="6" w:name="_Toc203358151"/>
+      <w:bookmarkStart w:id="9" w:name="_Toc203405564"/>
       <w:r>
         <w:t>Model Evaluation Section</w:t>
       </w:r>
-      <w:bookmarkEnd w:id="6"/>
+      <w:bookmarkEnd w:id="9"/>
     </w:p>
     <w:p>
       <w:pPr>
@@ -2120,23 +2342,7 @@
         <w:t>Feature Selection</w:t>
       </w:r>
       <w:r>
-        <w:t xml:space="preserve">: </w:t>
-      </w:r>
-      <w:proofErr w:type="spellStart"/>
-      <w:r>
-        <w:t>OutageCount</w:t>
-      </w:r>
-      <w:proofErr w:type="spellEnd"/>
-      <w:r>
-        <w:t xml:space="preserve"> and </w:t>
-      </w:r>
-      <w:proofErr w:type="spellStart"/>
-      <w:r>
-        <w:t>AdequacyShortfall</w:t>
-      </w:r>
-      <w:proofErr w:type="spellEnd"/>
-      <w:r>
-        <w:t xml:space="preserve"> were used as inputs.</w:t>
+        <w:t>: OutageCount and AdequacyShortfall were used as inputs.</w:t>
       </w:r>
     </w:p>
     <w:p>
@@ -2155,15 +2361,7 @@
         <w:t>Target Variable</w:t>
       </w:r>
       <w:r>
-        <w:t xml:space="preserve">: </w:t>
-      </w:r>
-      <w:proofErr w:type="spellStart"/>
-      <w:r>
-        <w:t>TotalDeviations</w:t>
-      </w:r>
-      <w:proofErr w:type="spellEnd"/>
-      <w:r>
-        <w:t xml:space="preserve"> (monthly per zone)</w:t>
+        <w:t>: TotalDeviations (monthly per zone)</w:t>
       </w:r>
     </w:p>
     <w:p>
@@ -2338,7 +2536,6 @@
         <w:spacing w:after="160" w:line="278" w:lineRule="auto"/>
       </w:pPr>
       <w:r>
-        <w:lastRenderedPageBreak/>
         <w:t>Recall: 71%</w:t>
       </w:r>
     </w:p>
@@ -2376,6 +2573,7 @@
         <w:spacing w:after="160" w:line="278" w:lineRule="auto"/>
       </w:pPr>
       <w:r>
+        <w:lastRenderedPageBreak/>
         <w:t xml:space="preserve">The model revealed moderate correlations between outages, adequacy issues, and deviation rates, but the limited R² suggests a need for more complex, perhaps non-linear, models. However, the </w:t>
       </w:r>
       <w:r>
@@ -2403,11 +2601,11 @@
       <w:pPr>
         <w:pStyle w:val="Heading1"/>
       </w:pPr>
-      <w:bookmarkStart w:id="7" w:name="_Toc203358152"/>
+      <w:bookmarkStart w:id="10" w:name="_Toc203405565"/>
       <w:r>
         <w:t>Composite Resilience Score</w:t>
       </w:r>
-      <w:bookmarkEnd w:id="7"/>
+      <w:bookmarkEnd w:id="10"/>
     </w:p>
     <w:p>
       <w:pPr>
@@ -2507,11 +2705,11 @@
       <w:pPr>
         <w:pStyle w:val="Heading1"/>
       </w:pPr>
-      <w:bookmarkStart w:id="8" w:name="_Toc203358153"/>
+      <w:bookmarkStart w:id="11" w:name="_Toc203405566"/>
       <w:r>
         <w:t>Research Perspectives</w:t>
       </w:r>
-      <w:bookmarkEnd w:id="8"/>
+      <w:bookmarkEnd w:id="11"/>
     </w:p>
     <w:p>
       <w:pPr>
@@ -2550,24 +2748,7 @@
           <w:b/>
           <w:bCs/>
         </w:rPr>
-        <w:lastRenderedPageBreak/>
-        <w:t xml:space="preserve">From a </w:t>
-      </w:r>
-      <w:proofErr w:type="gramStart"/>
-      <w:r>
-        <w:rPr>
-          <w:b/>
-          <w:bCs/>
-        </w:rPr>
-        <w:t>Government</w:t>
-      </w:r>
-      <w:proofErr w:type="gramEnd"/>
-      <w:r>
-        <w:rPr>
-          <w:b/>
-          <w:bCs/>
-        </w:rPr>
-        <w:t xml:space="preserve"> or Utility Perspective:</w:t>
+        <w:t>From a Government or Utility Perspective:</w:t>
       </w:r>
     </w:p>
     <w:p>
@@ -2599,6 +2780,7 @@
         <w:spacing w:after="160" w:line="278" w:lineRule="auto"/>
       </w:pPr>
       <w:r>
+        <w:lastRenderedPageBreak/>
         <w:t>Residents and businesses in high-risk zones are more likely to experience power fluctuations, pricing anomalies, and outages. Insights from this analysis can inform consumer decisions around energy resilience (e.g., backup solutions) and advocacy for grid upgrades.</w:t>
       </w:r>
     </w:p>
@@ -2611,11 +2793,11 @@
       <w:pPr>
         <w:pStyle w:val="Heading1"/>
       </w:pPr>
-      <w:bookmarkStart w:id="9" w:name="_Toc203358154"/>
+      <w:bookmarkStart w:id="12" w:name="_Toc203405567"/>
       <w:r>
         <w:t>Conclusion</w:t>
       </w:r>
-      <w:bookmarkEnd w:id="9"/>
+      <w:bookmarkEnd w:id="12"/>
     </w:p>
     <w:p>
       <w:pPr>
@@ -2743,67 +2925,33 @@
     </w:p>
     <w:p>
       <w:pPr>
-        <w:spacing w:after="160" w:line="278" w:lineRule="auto"/>
-      </w:pPr>
-    </w:p>
-    <w:p>
-      <w:pPr>
-        <w:spacing w:after="160" w:line="278" w:lineRule="auto"/>
-      </w:pPr>
-    </w:p>
-    <w:p>
-      <w:pPr>
         <w:pStyle w:val="Heading1"/>
       </w:pPr>
-      <w:bookmarkStart w:id="10" w:name="_Toc203358155"/>
+      <w:bookmarkStart w:id="13" w:name="_Toc203405568"/>
+      <w:r>
+        <w:t>References</w:t>
+      </w:r>
+      <w:bookmarkEnd w:id="13"/>
+    </w:p>
+    <w:p>
+      <w:r>
+        <w:t>[1] Natural Resources Canada, Smart Grid in Canada 2020–2021, Government of Canada, 2021.</w:t>
+      </w:r>
+    </w:p>
+    <w:p>
+      <w:r>
+        <w:t>[2] IESO, “IESO-GIF Projects Evaluation Report 2024,” Independent Electricity System Opera- tor, 2024.</w:t>
+      </w:r>
+    </w:p>
+    <w:p>
+      <w:r>
+        <w:t>[3] M. Cinelli, P. P. Trucco, A. L. Massimo, and F. Cagnoni, “Multicriteria Support for the Evaluation of Electricity Supply,” Renewable and Sustainable Energy Reviews, vol. 157, 2022.</w:t>
+      </w:r>
+    </w:p>
+    <w:p>
       <w:r>
         <w:lastRenderedPageBreak/>
-        <w:t>References</w:t>
-      </w:r>
-      <w:bookmarkEnd w:id="10"/>
-    </w:p>
-    <w:p>
-      <w:r>
-        <w:t>[1] Natural Resources Canada, Smart Grid in Canada 2020–2021, Government of Canada, 2021.</w:t>
-      </w:r>
-    </w:p>
-    <w:p>
-      <w:r>
-        <w:t>[2] IESO, “IESO-GIF Projects Evaluation Report 2024,” Independent Electricity System Opera- tor, 2024.</w:t>
-      </w:r>
-    </w:p>
-    <w:p>
-      <w:r>
-        <w:t xml:space="preserve">[3] M. Cinelli, P. P. Trucco, A. L. Massimo, and F. </w:t>
-      </w:r>
-      <w:proofErr w:type="spellStart"/>
-      <w:r>
-        <w:t>Cagnoni</w:t>
-      </w:r>
-      <w:proofErr w:type="spellEnd"/>
-      <w:r>
-        <w:t>, “Multicriteria Support for the Evaluation of Electricity Supply,” Renewable and Sustainable Energy Reviews, vol. 157, 2022.</w:t>
-      </w:r>
-    </w:p>
-    <w:p>
-      <w:r>
-        <w:t xml:space="preserve">[4] M.G.M. </w:t>
-      </w:r>
-      <w:proofErr w:type="spellStart"/>
-      <w:r>
-        <w:t>Almihat</w:t>
-      </w:r>
-      <w:proofErr w:type="spellEnd"/>
-      <w:r>
-        <w:t xml:space="preserve"> and J.L. Munda, “The Role of Smart Grid Technologies in Urban and Sus- </w:t>
-      </w:r>
-      <w:proofErr w:type="spellStart"/>
-      <w:r>
-        <w:t>tainable</w:t>
-      </w:r>
-      <w:proofErr w:type="spellEnd"/>
-      <w:r>
-        <w:t xml:space="preserve"> Energy Planning,” Energies, vol. 18, 2025, Art. no. 1618.</w:t>
+        <w:t>[4] M.G.M. Almihat and J.L. Munda, “The Role of Smart Grid Technologies in Urban and Sus- tainable Energy Planning,” Energies, vol. 18, 2025, Art. no. 1618.</w:t>
       </w:r>
     </w:p>
     <w:p>
@@ -2813,41 +2961,17 @@
     </w:p>
     <w:p>
       <w:r>
-        <w:t xml:space="preserve">[6] J. </w:t>
-      </w:r>
-      <w:proofErr w:type="spellStart"/>
-      <w:r>
-        <w:t>Kwac</w:t>
-      </w:r>
-      <w:proofErr w:type="spellEnd"/>
-      <w:r>
-        <w:t>, J. Flora, and R. Rajagopal, “Household load pattern clustering using smart meter data,” ACM SIGKDD Explorations Newsletter, vol. 15, no. 2, pp. 56–65, 2014.</w:t>
-      </w:r>
-    </w:p>
-    <w:p>
-      <w:r>
-        <w:t xml:space="preserve">[7] M. </w:t>
-      </w:r>
-      <w:proofErr w:type="spellStart"/>
-      <w:r>
-        <w:t>Qadrdan</w:t>
-      </w:r>
-      <w:proofErr w:type="spellEnd"/>
-      <w:r>
-        <w:t>, M. Chaudry, J. Wu, and N. Jenkins, “Load aggregation and response strategies for demand side management,” Energy, vol. 71, pp. 441–449, 2014.</w:t>
-      </w:r>
-    </w:p>
-    <w:p>
-      <w:r>
-        <w:t xml:space="preserve">[8] M. Jamei, K. Mylonas, and R. </w:t>
-      </w:r>
-      <w:proofErr w:type="spellStart"/>
-      <w:r>
-        <w:t>Tindemans</w:t>
-      </w:r>
-      <w:proofErr w:type="spellEnd"/>
-      <w:r>
-        <w:t>, “Electricity demand forecasting at local level using clustering and PAA,” Energy and Built Environment, vol. 1, no. 2, pp. 178–186, 2020.</w:t>
+        <w:t>[6] J. Kwac, J. Flora, and R. Rajagopal, “Household load pattern clustering using smart meter data,” ACM SIGKDD Explorations Newsletter, vol. 15, no. 2, pp. 56–65, 2014.</w:t>
+      </w:r>
+    </w:p>
+    <w:p>
+      <w:r>
+        <w:t>[7] M. Qadrdan, M. Chaudry, J. Wu, and N. Jenkins, “Load aggregation and response strategies for demand side management,” Energy, vol. 71, pp. 441–449, 2014.</w:t>
+      </w:r>
+    </w:p>
+    <w:p>
+      <w:r>
+        <w:t>[8] M. Jamei, K. Mylonas, and R. Tindemans, “Electricity demand forecasting at local level using clustering and PAA,” Energy and Built Environment, vol. 1, no. 2, pp. 178–186, 2020.</w:t>
       </w:r>
     </w:p>
     <w:p>
@@ -2857,49 +2981,17 @@
     </w:p>
     <w:p>
       <w:r>
-        <w:t xml:space="preserve">[10] A. Mohamed, H. Ibrahim, M. S. Balli, and S. </w:t>
-      </w:r>
-      <w:proofErr w:type="spellStart"/>
-      <w:r>
-        <w:t>Mekhilef</w:t>
-      </w:r>
-      <w:proofErr w:type="spellEnd"/>
-      <w:r>
-        <w:t>, “Operational Planning Strategies to Mitigate Price Uncertainty in Day-Ahead Market for a Battery Energy System,” IEEE Access, vol. 12, pp. 58292–58306, 2024.</w:t>
-      </w:r>
-    </w:p>
-    <w:p>
-      <w:r>
-        <w:t xml:space="preserve">[11] R. </w:t>
-      </w:r>
-      <w:proofErr w:type="spellStart"/>
-      <w:r>
-        <w:t>Weron</w:t>
-      </w:r>
-      <w:proofErr w:type="spellEnd"/>
-      <w:r>
-        <w:t>, “Electricity price forecasting: A review of the state-of-the-art with a look into the future,” International Journal of Forecasting, vol. 30, no. 4, pp. 1030–1081, 2014.</w:t>
-      </w:r>
-    </w:p>
-    <w:p>
-      <w:r>
-        <w:t xml:space="preserve">[12] S. </w:t>
-      </w:r>
-      <w:proofErr w:type="spellStart"/>
-      <w:r>
-        <w:t>Bahramirad</w:t>
-      </w:r>
-      <w:proofErr w:type="spellEnd"/>
-      <w:r>
-        <w:t xml:space="preserve">, W. Reder, and A. Khodaei, “Reliability-Constrained Optimal Sizing of En- </w:t>
-      </w:r>
-      <w:proofErr w:type="spellStart"/>
-      <w:r>
-        <w:t>ergy</w:t>
-      </w:r>
-      <w:proofErr w:type="spellEnd"/>
-      <w:r>
-        <w:t xml:space="preserve"> Storage System in a Microgrid,” IEEE Transactions on Smart Grid, vol. 3, no. 4, pp. 2056–2062, 2012.</w:t>
+        <w:t>[10] A. Mohamed, H. Ibrahim, M. S. Balli, and S. Mekhilef, “Operational Planning Strategies to Mitigate Price Uncertainty in Day-Ahead Market for a Battery Energy System,” IEEE Access, vol. 12, pp. 58292–58306, 2024.</w:t>
+      </w:r>
+    </w:p>
+    <w:p>
+      <w:r>
+        <w:t>[11] R. Weron, “Electricity price forecasting: A review of the state-of-the-art with a look into the future,” International Journal of Forecasting, vol. 30, no. 4, pp. 1030–1081, 2014.</w:t>
+      </w:r>
+    </w:p>
+    <w:p>
+      <w:r>
+        <w:t>[12] S. Bahramirad, W. Reder, and A. Khodaei, “Reliability-Constrained Optimal Sizing of En- ergy Storage System in a Microgrid,” IEEE Transactions on Smart Grid, vol. 3, no. 4, pp. 2056–2062, 2012.</w:t>
       </w:r>
     </w:p>
     <w:p>
@@ -3454,6 +3546,119 @@
     </w:lvl>
   </w:abstractNum>
   <w:abstractNum w:abstractNumId="11" w15:restartNumberingAfterBreak="0">
+    <w:nsid w:val="00415CEB"/>
+    <w:multiLevelType w:val="hybridMultilevel"/>
+    <w:tmpl w:val="BD5AAC8E"/>
+    <w:lvl w:ilvl="0" w:tplc="10090001">
+      <w:start w:val="1"/>
+      <w:numFmt w:val="bullet"/>
+      <w:lvlText w:val=""/>
+      <w:lvlJc w:val="left"/>
+      <w:pPr>
+        <w:ind w:left="720" w:hanging="360"/>
+      </w:pPr>
+      <w:rPr>
+        <w:rFonts w:ascii="Symbol" w:hAnsi="Symbol" w:hint="default"/>
+      </w:rPr>
+    </w:lvl>
+    <w:lvl w:ilvl="1" w:tplc="10090003" w:tentative="1">
+      <w:start w:val="1"/>
+      <w:numFmt w:val="bullet"/>
+      <w:lvlText w:val="o"/>
+      <w:lvlJc w:val="left"/>
+      <w:pPr>
+        <w:ind w:left="1440" w:hanging="360"/>
+      </w:pPr>
+      <w:rPr>
+        <w:rFonts w:ascii="Courier New" w:hAnsi="Courier New" w:cs="Courier New" w:hint="default"/>
+      </w:rPr>
+    </w:lvl>
+    <w:lvl w:ilvl="2" w:tplc="10090005" w:tentative="1">
+      <w:start w:val="1"/>
+      <w:numFmt w:val="bullet"/>
+      <w:lvlText w:val=""/>
+      <w:lvlJc w:val="left"/>
+      <w:pPr>
+        <w:ind w:left="2160" w:hanging="360"/>
+      </w:pPr>
+      <w:rPr>
+        <w:rFonts w:ascii="Wingdings" w:hAnsi="Wingdings" w:hint="default"/>
+      </w:rPr>
+    </w:lvl>
+    <w:lvl w:ilvl="3" w:tplc="10090001" w:tentative="1">
+      <w:start w:val="1"/>
+      <w:numFmt w:val="bullet"/>
+      <w:lvlText w:val=""/>
+      <w:lvlJc w:val="left"/>
+      <w:pPr>
+        <w:ind w:left="2880" w:hanging="360"/>
+      </w:pPr>
+      <w:rPr>
+        <w:rFonts w:ascii="Symbol" w:hAnsi="Symbol" w:hint="default"/>
+      </w:rPr>
+    </w:lvl>
+    <w:lvl w:ilvl="4" w:tplc="10090003" w:tentative="1">
+      <w:start w:val="1"/>
+      <w:numFmt w:val="bullet"/>
+      <w:lvlText w:val="o"/>
+      <w:lvlJc w:val="left"/>
+      <w:pPr>
+        <w:ind w:left="3600" w:hanging="360"/>
+      </w:pPr>
+      <w:rPr>
+        <w:rFonts w:ascii="Courier New" w:hAnsi="Courier New" w:cs="Courier New" w:hint="default"/>
+      </w:rPr>
+    </w:lvl>
+    <w:lvl w:ilvl="5" w:tplc="10090005" w:tentative="1">
+      <w:start w:val="1"/>
+      <w:numFmt w:val="bullet"/>
+      <w:lvlText w:val=""/>
+      <w:lvlJc w:val="left"/>
+      <w:pPr>
+        <w:ind w:left="4320" w:hanging="360"/>
+      </w:pPr>
+      <w:rPr>
+        <w:rFonts w:ascii="Wingdings" w:hAnsi="Wingdings" w:hint="default"/>
+      </w:rPr>
+    </w:lvl>
+    <w:lvl w:ilvl="6" w:tplc="10090001" w:tentative="1">
+      <w:start w:val="1"/>
+      <w:numFmt w:val="bullet"/>
+      <w:lvlText w:val=""/>
+      <w:lvlJc w:val="left"/>
+      <w:pPr>
+        <w:ind w:left="5040" w:hanging="360"/>
+      </w:pPr>
+      <w:rPr>
+        <w:rFonts w:ascii="Symbol" w:hAnsi="Symbol" w:hint="default"/>
+      </w:rPr>
+    </w:lvl>
+    <w:lvl w:ilvl="7" w:tplc="10090003" w:tentative="1">
+      <w:start w:val="1"/>
+      <w:numFmt w:val="bullet"/>
+      <w:lvlText w:val="o"/>
+      <w:lvlJc w:val="left"/>
+      <w:pPr>
+        <w:ind w:left="5760" w:hanging="360"/>
+      </w:pPr>
+      <w:rPr>
+        <w:rFonts w:ascii="Courier New" w:hAnsi="Courier New" w:cs="Courier New" w:hint="default"/>
+      </w:rPr>
+    </w:lvl>
+    <w:lvl w:ilvl="8" w:tplc="10090005" w:tentative="1">
+      <w:start w:val="1"/>
+      <w:numFmt w:val="bullet"/>
+      <w:lvlText w:val=""/>
+      <w:lvlJc w:val="left"/>
+      <w:pPr>
+        <w:ind w:left="6480" w:hanging="360"/>
+      </w:pPr>
+      <w:rPr>
+        <w:rFonts w:ascii="Wingdings" w:hAnsi="Wingdings" w:hint="default"/>
+      </w:rPr>
+    </w:lvl>
+  </w:abstractNum>
+  <w:abstractNum w:abstractNumId="12" w15:restartNumberingAfterBreak="0">
     <w:nsid w:val="05C44DE8"/>
     <w:multiLevelType w:val="hybridMultilevel"/>
     <w:tmpl w:val="01989148"/>
@@ -3567,7 +3772,7 @@
       </w:rPr>
     </w:lvl>
   </w:abstractNum>
-  <w:abstractNum w:abstractNumId="12" w15:restartNumberingAfterBreak="0">
+  <w:abstractNum w:abstractNumId="13" w15:restartNumberingAfterBreak="0">
     <w:nsid w:val="0B085940"/>
     <w:multiLevelType w:val="multilevel"/>
     <w:tmpl w:val="6818DB46"/>
@@ -3716,7 +3921,156 @@
       </w:rPr>
     </w:lvl>
   </w:abstractNum>
-  <w:abstractNum w:abstractNumId="13" w15:restartNumberingAfterBreak="0">
+  <w:abstractNum w:abstractNumId="14" w15:restartNumberingAfterBreak="0">
+    <w:nsid w:val="11341BAB"/>
+    <w:multiLevelType w:val="multilevel"/>
+    <w:tmpl w:val="8EBC4A66"/>
+    <w:lvl w:ilvl="0">
+      <w:start w:val="1"/>
+      <w:numFmt w:val="bullet"/>
+      <w:lvlText w:val=""/>
+      <w:lvlJc w:val="left"/>
+      <w:pPr>
+        <w:tabs>
+          <w:tab w:val="num" w:pos="0"/>
+        </w:tabs>
+        <w:ind w:left="0" w:firstLine="0"/>
+      </w:pPr>
+      <w:rPr>
+        <w:rFonts w:ascii="Symbol" w:hAnsi="Symbol" w:hint="default"/>
+        <w:sz w:val="20"/>
+      </w:rPr>
+    </w:lvl>
+    <w:lvl w:ilvl="1">
+      <w:start w:val="1"/>
+      <w:numFmt w:val="bullet"/>
+      <w:lvlText w:val=""/>
+      <w:lvlJc w:val="left"/>
+      <w:pPr>
+        <w:tabs>
+          <w:tab w:val="num" w:pos="720"/>
+        </w:tabs>
+        <w:ind w:left="1080" w:hanging="360"/>
+      </w:pPr>
+      <w:rPr>
+        <w:rFonts w:ascii="Symbol" w:hAnsi="Symbol" w:hint="default"/>
+        <w:sz w:val="20"/>
+      </w:rPr>
+    </w:lvl>
+    <w:lvl w:ilvl="2">
+      <w:start w:val="1"/>
+      <w:numFmt w:val="bullet"/>
+      <w:lvlText w:val="o"/>
+      <w:lvlJc w:val="left"/>
+      <w:pPr>
+        <w:tabs>
+          <w:tab w:val="num" w:pos="1440"/>
+        </w:tabs>
+        <w:ind w:left="1800" w:hanging="360"/>
+      </w:pPr>
+      <w:rPr>
+        <w:rFonts w:ascii="Courier New" w:hAnsi="Courier New" w:cs="Courier New" w:hint="default"/>
+        <w:sz w:val="20"/>
+      </w:rPr>
+    </w:lvl>
+    <w:lvl w:ilvl="3">
+      <w:start w:val="1"/>
+      <w:numFmt w:val="bullet"/>
+      <w:lvlText w:val=""/>
+      <w:lvlJc w:val="left"/>
+      <w:pPr>
+        <w:tabs>
+          <w:tab w:val="num" w:pos="2160"/>
+        </w:tabs>
+        <w:ind w:left="2520" w:hanging="360"/>
+      </w:pPr>
+      <w:rPr>
+        <w:rFonts w:ascii="Wingdings" w:hAnsi="Wingdings" w:hint="default"/>
+        <w:sz w:val="20"/>
+      </w:rPr>
+    </w:lvl>
+    <w:lvl w:ilvl="4">
+      <w:start w:val="1"/>
+      <w:numFmt w:val="bullet"/>
+      <w:lvlText w:val=""/>
+      <w:lvlJc w:val="left"/>
+      <w:pPr>
+        <w:tabs>
+          <w:tab w:val="num" w:pos="2880"/>
+        </w:tabs>
+        <w:ind w:left="3240" w:hanging="360"/>
+      </w:pPr>
+      <w:rPr>
+        <w:rFonts w:ascii="Wingdings" w:hAnsi="Wingdings" w:hint="default"/>
+        <w:sz w:val="20"/>
+      </w:rPr>
+    </w:lvl>
+    <w:lvl w:ilvl="5">
+      <w:start w:val="1"/>
+      <w:numFmt w:val="bullet"/>
+      <w:lvlText w:val=""/>
+      <w:lvlJc w:val="left"/>
+      <w:pPr>
+        <w:tabs>
+          <w:tab w:val="num" w:pos="3600"/>
+        </w:tabs>
+        <w:ind w:left="3960" w:hanging="360"/>
+      </w:pPr>
+      <w:rPr>
+        <w:rFonts w:ascii="Symbol" w:hAnsi="Symbol" w:hint="default"/>
+        <w:sz w:val="20"/>
+      </w:rPr>
+    </w:lvl>
+    <w:lvl w:ilvl="6">
+      <w:start w:val="1"/>
+      <w:numFmt w:val="bullet"/>
+      <w:lvlText w:val="o"/>
+      <w:lvlJc w:val="left"/>
+      <w:pPr>
+        <w:tabs>
+          <w:tab w:val="num" w:pos="4320"/>
+        </w:tabs>
+        <w:ind w:left="4680" w:hanging="360"/>
+      </w:pPr>
+      <w:rPr>
+        <w:rFonts w:ascii="Courier New" w:hAnsi="Courier New" w:cs="Courier New" w:hint="default"/>
+        <w:sz w:val="20"/>
+      </w:rPr>
+    </w:lvl>
+    <w:lvl w:ilvl="7">
+      <w:start w:val="1"/>
+      <w:numFmt w:val="bullet"/>
+      <w:lvlText w:val=""/>
+      <w:lvlJc w:val="left"/>
+      <w:pPr>
+        <w:tabs>
+          <w:tab w:val="num" w:pos="5040"/>
+        </w:tabs>
+        <w:ind w:left="5400" w:hanging="360"/>
+      </w:pPr>
+      <w:rPr>
+        <w:rFonts w:ascii="Wingdings" w:hAnsi="Wingdings" w:hint="default"/>
+        <w:sz w:val="20"/>
+      </w:rPr>
+    </w:lvl>
+    <w:lvl w:ilvl="8">
+      <w:start w:val="1"/>
+      <w:numFmt w:val="bullet"/>
+      <w:lvlText w:val=""/>
+      <w:lvlJc w:val="left"/>
+      <w:pPr>
+        <w:tabs>
+          <w:tab w:val="num" w:pos="5760"/>
+        </w:tabs>
+        <w:ind w:left="6120" w:hanging="360"/>
+      </w:pPr>
+      <w:rPr>
+        <w:rFonts w:ascii="Wingdings" w:hAnsi="Wingdings" w:hint="default"/>
+        <w:sz w:val="20"/>
+      </w:rPr>
+    </w:lvl>
+  </w:abstractNum>
+  <w:abstractNum w:abstractNumId="15" w15:restartNumberingAfterBreak="0">
     <w:nsid w:val="114B2D4D"/>
     <w:multiLevelType w:val="multilevel"/>
     <w:tmpl w:val="10090021"/>
@@ -3829,7 +4183,7 @@
       </w:rPr>
     </w:lvl>
   </w:abstractNum>
-  <w:abstractNum w:abstractNumId="14" w15:restartNumberingAfterBreak="0">
+  <w:abstractNum w:abstractNumId="16" w15:restartNumberingAfterBreak="0">
     <w:nsid w:val="124816C5"/>
     <w:multiLevelType w:val="multilevel"/>
     <w:tmpl w:val="51348D4A"/>
@@ -3978,7 +4332,7 @@
       </w:rPr>
     </w:lvl>
   </w:abstractNum>
-  <w:abstractNum w:abstractNumId="15" w15:restartNumberingAfterBreak="0">
+  <w:abstractNum w:abstractNumId="17" w15:restartNumberingAfterBreak="0">
     <w:nsid w:val="15FF17E7"/>
     <w:multiLevelType w:val="multilevel"/>
     <w:tmpl w:val="5CB03182"/>
@@ -4127,7 +4481,7 @@
       </w:rPr>
     </w:lvl>
   </w:abstractNum>
-  <w:abstractNum w:abstractNumId="16" w15:restartNumberingAfterBreak="0">
+  <w:abstractNum w:abstractNumId="18" w15:restartNumberingAfterBreak="0">
     <w:nsid w:val="1BE00AE4"/>
     <w:multiLevelType w:val="multilevel"/>
     <w:tmpl w:val="FE2A2598"/>
@@ -4276,7 +4630,7 @@
       </w:rPr>
     </w:lvl>
   </w:abstractNum>
-  <w:abstractNum w:abstractNumId="17" w15:restartNumberingAfterBreak="0">
+  <w:abstractNum w:abstractNumId="19" w15:restartNumberingAfterBreak="0">
     <w:nsid w:val="20296FFB"/>
     <w:multiLevelType w:val="multilevel"/>
     <w:tmpl w:val="7A60513A"/>
@@ -4425,7 +4779,7 @@
       </w:rPr>
     </w:lvl>
   </w:abstractNum>
-  <w:abstractNum w:abstractNumId="18" w15:restartNumberingAfterBreak="0">
+  <w:abstractNum w:abstractNumId="20" w15:restartNumberingAfterBreak="0">
     <w:nsid w:val="21DC313A"/>
     <w:multiLevelType w:val="hybridMultilevel"/>
     <w:tmpl w:val="8E0A7D92"/>
@@ -4538,7 +4892,7 @@
       </w:rPr>
     </w:lvl>
   </w:abstractNum>
-  <w:abstractNum w:abstractNumId="19" w15:restartNumberingAfterBreak="0">
+  <w:abstractNum w:abstractNumId="21" w15:restartNumberingAfterBreak="0">
     <w:nsid w:val="22D04B51"/>
     <w:multiLevelType w:val="multilevel"/>
     <w:tmpl w:val="10090021"/>
@@ -4651,7 +5005,7 @@
       </w:rPr>
     </w:lvl>
   </w:abstractNum>
-  <w:abstractNum w:abstractNumId="20" w15:restartNumberingAfterBreak="0">
+  <w:abstractNum w:abstractNumId="22" w15:restartNumberingAfterBreak="0">
     <w:nsid w:val="247D1125"/>
     <w:multiLevelType w:val="multilevel"/>
     <w:tmpl w:val="F3EC38D8"/>
@@ -4800,7 +5154,7 @@
       </w:rPr>
     </w:lvl>
   </w:abstractNum>
-  <w:abstractNum w:abstractNumId="21" w15:restartNumberingAfterBreak="0">
+  <w:abstractNum w:abstractNumId="23" w15:restartNumberingAfterBreak="0">
     <w:nsid w:val="27ED5E71"/>
     <w:multiLevelType w:val="multilevel"/>
     <w:tmpl w:val="A762C79E"/>
@@ -4913,7 +5267,7 @@
       </w:pPr>
     </w:lvl>
   </w:abstractNum>
-  <w:abstractNum w:abstractNumId="22" w15:restartNumberingAfterBreak="0">
+  <w:abstractNum w:abstractNumId="24" w15:restartNumberingAfterBreak="0">
     <w:nsid w:val="396E6A61"/>
     <w:multiLevelType w:val="hybridMultilevel"/>
     <w:tmpl w:val="9260185C"/>
@@ -5027,7 +5381,7 @@
       </w:rPr>
     </w:lvl>
   </w:abstractNum>
-  <w:abstractNum w:abstractNumId="23" w15:restartNumberingAfterBreak="0">
+  <w:abstractNum w:abstractNumId="25" w15:restartNumberingAfterBreak="0">
     <w:nsid w:val="40D60726"/>
     <w:multiLevelType w:val="hybridMultilevel"/>
     <w:tmpl w:val="DBA62884"/>
@@ -5140,7 +5494,7 @@
       </w:rPr>
     </w:lvl>
   </w:abstractNum>
-  <w:abstractNum w:abstractNumId="24" w15:restartNumberingAfterBreak="0">
+  <w:abstractNum w:abstractNumId="26" w15:restartNumberingAfterBreak="0">
     <w:nsid w:val="46130AF0"/>
     <w:multiLevelType w:val="hybridMultilevel"/>
     <w:tmpl w:val="614E8A78"/>
@@ -5254,7 +5608,7 @@
       </w:rPr>
     </w:lvl>
   </w:abstractNum>
-  <w:abstractNum w:abstractNumId="25" w15:restartNumberingAfterBreak="0">
+  <w:abstractNum w:abstractNumId="27" w15:restartNumberingAfterBreak="0">
     <w:nsid w:val="4AD16C67"/>
     <w:multiLevelType w:val="hybridMultilevel"/>
     <w:tmpl w:val="DD0A4C76"/>
@@ -5367,7 +5721,7 @@
       </w:rPr>
     </w:lvl>
   </w:abstractNum>
-  <w:abstractNum w:abstractNumId="26" w15:restartNumberingAfterBreak="0">
+  <w:abstractNum w:abstractNumId="28" w15:restartNumberingAfterBreak="0">
     <w:nsid w:val="4B605F11"/>
     <w:multiLevelType w:val="multilevel"/>
     <w:tmpl w:val="BC92ABC0"/>
@@ -5516,7 +5870,7 @@
       </w:rPr>
     </w:lvl>
   </w:abstractNum>
-  <w:abstractNum w:abstractNumId="27" w15:restartNumberingAfterBreak="0">
+  <w:abstractNum w:abstractNumId="29" w15:restartNumberingAfterBreak="0">
     <w:nsid w:val="4CF518AE"/>
     <w:multiLevelType w:val="hybridMultilevel"/>
     <w:tmpl w:val="F52679BE"/>
@@ -5629,7 +5983,156 @@
       </w:rPr>
     </w:lvl>
   </w:abstractNum>
-  <w:abstractNum w:abstractNumId="28" w15:restartNumberingAfterBreak="0">
+  <w:abstractNum w:abstractNumId="30" w15:restartNumberingAfterBreak="0">
+    <w:nsid w:val="50EE0556"/>
+    <w:multiLevelType w:val="multilevel"/>
+    <w:tmpl w:val="B3AE958E"/>
+    <w:lvl w:ilvl="0">
+      <w:start w:val="1"/>
+      <w:numFmt w:val="bullet"/>
+      <w:lvlText w:val=""/>
+      <w:lvlJc w:val="left"/>
+      <w:pPr>
+        <w:tabs>
+          <w:tab w:val="num" w:pos="720"/>
+        </w:tabs>
+        <w:ind w:left="720" w:hanging="360"/>
+      </w:pPr>
+      <w:rPr>
+        <w:rFonts w:ascii="Symbol" w:hAnsi="Symbol" w:hint="default"/>
+        <w:sz w:val="20"/>
+      </w:rPr>
+    </w:lvl>
+    <w:lvl w:ilvl="1" w:tentative="1">
+      <w:start w:val="1"/>
+      <w:numFmt w:val="bullet"/>
+      <w:lvlText w:val="o"/>
+      <w:lvlJc w:val="left"/>
+      <w:pPr>
+        <w:tabs>
+          <w:tab w:val="num" w:pos="1440"/>
+        </w:tabs>
+        <w:ind w:left="1440" w:hanging="360"/>
+      </w:pPr>
+      <w:rPr>
+        <w:rFonts w:ascii="Courier New" w:hAnsi="Courier New" w:hint="default"/>
+        <w:sz w:val="20"/>
+      </w:rPr>
+    </w:lvl>
+    <w:lvl w:ilvl="2" w:tentative="1">
+      <w:start w:val="1"/>
+      <w:numFmt w:val="bullet"/>
+      <w:lvlText w:val=""/>
+      <w:lvlJc w:val="left"/>
+      <w:pPr>
+        <w:tabs>
+          <w:tab w:val="num" w:pos="2160"/>
+        </w:tabs>
+        <w:ind w:left="2160" w:hanging="360"/>
+      </w:pPr>
+      <w:rPr>
+        <w:rFonts w:ascii="Wingdings" w:hAnsi="Wingdings" w:hint="default"/>
+        <w:sz w:val="20"/>
+      </w:rPr>
+    </w:lvl>
+    <w:lvl w:ilvl="3" w:tentative="1">
+      <w:start w:val="1"/>
+      <w:numFmt w:val="bullet"/>
+      <w:lvlText w:val=""/>
+      <w:lvlJc w:val="left"/>
+      <w:pPr>
+        <w:tabs>
+          <w:tab w:val="num" w:pos="2880"/>
+        </w:tabs>
+        <w:ind w:left="2880" w:hanging="360"/>
+      </w:pPr>
+      <w:rPr>
+        <w:rFonts w:ascii="Wingdings" w:hAnsi="Wingdings" w:hint="default"/>
+        <w:sz w:val="20"/>
+      </w:rPr>
+    </w:lvl>
+    <w:lvl w:ilvl="4" w:tentative="1">
+      <w:start w:val="1"/>
+      <w:numFmt w:val="bullet"/>
+      <w:lvlText w:val=""/>
+      <w:lvlJc w:val="left"/>
+      <w:pPr>
+        <w:tabs>
+          <w:tab w:val="num" w:pos="3600"/>
+        </w:tabs>
+        <w:ind w:left="3600" w:hanging="360"/>
+      </w:pPr>
+      <w:rPr>
+        <w:rFonts w:ascii="Wingdings" w:hAnsi="Wingdings" w:hint="default"/>
+        <w:sz w:val="20"/>
+      </w:rPr>
+    </w:lvl>
+    <w:lvl w:ilvl="5" w:tentative="1">
+      <w:start w:val="1"/>
+      <w:numFmt w:val="bullet"/>
+      <w:lvlText w:val=""/>
+      <w:lvlJc w:val="left"/>
+      <w:pPr>
+        <w:tabs>
+          <w:tab w:val="num" w:pos="4320"/>
+        </w:tabs>
+        <w:ind w:left="4320" w:hanging="360"/>
+      </w:pPr>
+      <w:rPr>
+        <w:rFonts w:ascii="Wingdings" w:hAnsi="Wingdings" w:hint="default"/>
+        <w:sz w:val="20"/>
+      </w:rPr>
+    </w:lvl>
+    <w:lvl w:ilvl="6" w:tentative="1">
+      <w:start w:val="1"/>
+      <w:numFmt w:val="bullet"/>
+      <w:lvlText w:val=""/>
+      <w:lvlJc w:val="left"/>
+      <w:pPr>
+        <w:tabs>
+          <w:tab w:val="num" w:pos="5040"/>
+        </w:tabs>
+        <w:ind w:left="5040" w:hanging="360"/>
+      </w:pPr>
+      <w:rPr>
+        <w:rFonts w:ascii="Wingdings" w:hAnsi="Wingdings" w:hint="default"/>
+        <w:sz w:val="20"/>
+      </w:rPr>
+    </w:lvl>
+    <w:lvl w:ilvl="7" w:tentative="1">
+      <w:start w:val="1"/>
+      <w:numFmt w:val="bullet"/>
+      <w:lvlText w:val=""/>
+      <w:lvlJc w:val="left"/>
+      <w:pPr>
+        <w:tabs>
+          <w:tab w:val="num" w:pos="5760"/>
+        </w:tabs>
+        <w:ind w:left="5760" w:hanging="360"/>
+      </w:pPr>
+      <w:rPr>
+        <w:rFonts w:ascii="Wingdings" w:hAnsi="Wingdings" w:hint="default"/>
+        <w:sz w:val="20"/>
+      </w:rPr>
+    </w:lvl>
+    <w:lvl w:ilvl="8" w:tentative="1">
+      <w:start w:val="1"/>
+      <w:numFmt w:val="bullet"/>
+      <w:lvlText w:val=""/>
+      <w:lvlJc w:val="left"/>
+      <w:pPr>
+        <w:tabs>
+          <w:tab w:val="num" w:pos="6480"/>
+        </w:tabs>
+        <w:ind w:left="6480" w:hanging="360"/>
+      </w:pPr>
+      <w:rPr>
+        <w:rFonts w:ascii="Wingdings" w:hAnsi="Wingdings" w:hint="default"/>
+        <w:sz w:val="20"/>
+      </w:rPr>
+    </w:lvl>
+  </w:abstractNum>
+  <w:abstractNum w:abstractNumId="31" w15:restartNumberingAfterBreak="0">
     <w:nsid w:val="588B1854"/>
     <w:multiLevelType w:val="multilevel"/>
     <w:tmpl w:val="E72AE3DA"/>
@@ -5763,7 +6266,7 @@
       </w:rPr>
     </w:lvl>
   </w:abstractNum>
-  <w:abstractNum w:abstractNumId="29" w15:restartNumberingAfterBreak="0">
+  <w:abstractNum w:abstractNumId="32" w15:restartNumberingAfterBreak="0">
     <w:nsid w:val="59FC52EB"/>
     <w:multiLevelType w:val="multilevel"/>
     <w:tmpl w:val="7A3CBE62"/>
@@ -5912,7 +6415,7 @@
       </w:rPr>
     </w:lvl>
   </w:abstractNum>
-  <w:abstractNum w:abstractNumId="30" w15:restartNumberingAfterBreak="0">
+  <w:abstractNum w:abstractNumId="33" w15:restartNumberingAfterBreak="0">
     <w:nsid w:val="5B771EB3"/>
     <w:multiLevelType w:val="hybridMultilevel"/>
     <w:tmpl w:val="E6EA402E"/>
@@ -6025,7 +6528,7 @@
       </w:rPr>
     </w:lvl>
   </w:abstractNum>
-  <w:abstractNum w:abstractNumId="31" w15:restartNumberingAfterBreak="0">
+  <w:abstractNum w:abstractNumId="34" w15:restartNumberingAfterBreak="0">
     <w:nsid w:val="612757C4"/>
     <w:multiLevelType w:val="multilevel"/>
     <w:tmpl w:val="66461B0A"/>
@@ -6174,7 +6677,7 @@
       </w:rPr>
     </w:lvl>
   </w:abstractNum>
-  <w:abstractNum w:abstractNumId="32" w15:restartNumberingAfterBreak="0">
+  <w:abstractNum w:abstractNumId="35" w15:restartNumberingAfterBreak="0">
     <w:nsid w:val="6AED45CF"/>
     <w:multiLevelType w:val="multilevel"/>
     <w:tmpl w:val="D39ED574"/>
@@ -6323,7 +6826,7 @@
       </w:rPr>
     </w:lvl>
   </w:abstractNum>
-  <w:abstractNum w:abstractNumId="33" w15:restartNumberingAfterBreak="0">
+  <w:abstractNum w:abstractNumId="36" w15:restartNumberingAfterBreak="0">
     <w:nsid w:val="6DA94397"/>
     <w:multiLevelType w:val="multilevel"/>
     <w:tmpl w:val="5A689CFA"/>
@@ -6472,7 +6975,7 @@
       </w:rPr>
     </w:lvl>
   </w:abstractNum>
-  <w:abstractNum w:abstractNumId="34" w15:restartNumberingAfterBreak="0">
+  <w:abstractNum w:abstractNumId="37" w15:restartNumberingAfterBreak="0">
     <w:nsid w:val="769A30C8"/>
     <w:multiLevelType w:val="multilevel"/>
     <w:tmpl w:val="25E29EDE"/>
@@ -6621,7 +7124,7 @@
       </w:rPr>
     </w:lvl>
   </w:abstractNum>
-  <w:abstractNum w:abstractNumId="35" w15:restartNumberingAfterBreak="0">
+  <w:abstractNum w:abstractNumId="38" w15:restartNumberingAfterBreak="0">
     <w:nsid w:val="77F83843"/>
     <w:multiLevelType w:val="multilevel"/>
     <w:tmpl w:val="6008ADA8"/>
@@ -6770,7 +7273,7 @@
       </w:rPr>
     </w:lvl>
   </w:abstractNum>
-  <w:abstractNum w:abstractNumId="36" w15:restartNumberingAfterBreak="0">
+  <w:abstractNum w:abstractNumId="39" w15:restartNumberingAfterBreak="0">
     <w:nsid w:val="7E387C4C"/>
     <w:multiLevelType w:val="hybridMultilevel"/>
     <w:tmpl w:val="7AF80F32"/>
@@ -6917,10 +7420,10 @@
     <w:abstractNumId w:val="10"/>
   </w:num>
   <w:num w:numId="12" w16cid:durableId="352340134">
-    <w:abstractNumId w:val="28"/>
+    <w:abstractNumId w:val="31"/>
   </w:num>
   <w:num w:numId="13" w16cid:durableId="1598756851">
-    <w:abstractNumId w:val="28"/>
+    <w:abstractNumId w:val="31"/>
     <w:lvlOverride w:ilvl="0">
       <w:startOverride w:val="1"/>
     </w:lvlOverride>
@@ -6938,10 +7441,10 @@
     <w:lvlOverride w:ilvl="8"/>
   </w:num>
   <w:num w:numId="14" w16cid:durableId="502938647">
-    <w:abstractNumId w:val="11"/>
+    <w:abstractNumId w:val="12"/>
   </w:num>
   <w:num w:numId="15" w16cid:durableId="1995059758">
-    <w:abstractNumId w:val="11"/>
+    <w:abstractNumId w:val="12"/>
     <w:lvlOverride w:ilvl="0">
       <w:startOverride w:val="1"/>
     </w:lvlOverride>
@@ -6955,10 +7458,10 @@
     <w:lvlOverride w:ilvl="8"/>
   </w:num>
   <w:num w:numId="16" w16cid:durableId="26834659">
-    <w:abstractNumId w:val="22"/>
+    <w:abstractNumId w:val="24"/>
   </w:num>
   <w:num w:numId="17" w16cid:durableId="600455860">
-    <w:abstractNumId w:val="22"/>
+    <w:abstractNumId w:val="24"/>
     <w:lvlOverride w:ilvl="0">
       <w:startOverride w:val="1"/>
     </w:lvlOverride>
@@ -6972,46 +7475,46 @@
     <w:lvlOverride w:ilvl="8"/>
   </w:num>
   <w:num w:numId="18" w16cid:durableId="1875263073">
+    <w:abstractNumId w:val="27"/>
+  </w:num>
+  <w:num w:numId="19" w16cid:durableId="1448038080">
+    <w:abstractNumId w:val="27"/>
+  </w:num>
+  <w:num w:numId="20" w16cid:durableId="154496349">
     <w:abstractNumId w:val="25"/>
   </w:num>
-  <w:num w:numId="19" w16cid:durableId="1448038080">
+  <w:num w:numId="21" w16cid:durableId="1672371091">
     <w:abstractNumId w:val="25"/>
   </w:num>
-  <w:num w:numId="20" w16cid:durableId="154496349">
-    <w:abstractNumId w:val="23"/>
-  </w:num>
-  <w:num w:numId="21" w16cid:durableId="1672371091">
-    <w:abstractNumId w:val="23"/>
-  </w:num>
   <w:num w:numId="22" w16cid:durableId="405686273">
-    <w:abstractNumId w:val="18"/>
+    <w:abstractNumId w:val="20"/>
   </w:num>
   <w:num w:numId="23" w16cid:durableId="245966324">
-    <w:abstractNumId w:val="18"/>
+    <w:abstractNumId w:val="20"/>
   </w:num>
   <w:num w:numId="24" w16cid:durableId="1295403379">
-    <w:abstractNumId w:val="30"/>
+    <w:abstractNumId w:val="33"/>
   </w:num>
   <w:num w:numId="25" w16cid:durableId="38281204">
-    <w:abstractNumId w:val="30"/>
+    <w:abstractNumId w:val="33"/>
   </w:num>
   <w:num w:numId="26" w16cid:durableId="12342809">
-    <w:abstractNumId w:val="36"/>
+    <w:abstractNumId w:val="39"/>
   </w:num>
   <w:num w:numId="27" w16cid:durableId="1451049588">
-    <w:abstractNumId w:val="36"/>
+    <w:abstractNumId w:val="39"/>
   </w:num>
   <w:num w:numId="28" w16cid:durableId="962614498">
-    <w:abstractNumId w:val="27"/>
+    <w:abstractNumId w:val="29"/>
   </w:num>
   <w:num w:numId="29" w16cid:durableId="793641233">
-    <w:abstractNumId w:val="27"/>
+    <w:abstractNumId w:val="29"/>
   </w:num>
   <w:num w:numId="30" w16cid:durableId="1534925441">
-    <w:abstractNumId w:val="24"/>
+    <w:abstractNumId w:val="26"/>
   </w:num>
   <w:num w:numId="31" w16cid:durableId="1823232223">
-    <w:abstractNumId w:val="24"/>
+    <w:abstractNumId w:val="26"/>
     <w:lvlOverride w:ilvl="0">
       <w:startOverride w:val="1"/>
     </w:lvlOverride>
@@ -7025,52 +7528,61 @@
     <w:lvlOverride w:ilvl="8"/>
   </w:num>
   <w:num w:numId="32" w16cid:durableId="1211116392">
+    <w:abstractNumId w:val="19"/>
+  </w:num>
+  <w:num w:numId="33" w16cid:durableId="1702973565">
     <w:abstractNumId w:val="17"/>
   </w:num>
-  <w:num w:numId="33" w16cid:durableId="1702973565">
+  <w:num w:numId="34" w16cid:durableId="1472937505">
+    <w:abstractNumId w:val="13"/>
+  </w:num>
+  <w:num w:numId="35" w16cid:durableId="1489907938">
+    <w:abstractNumId w:val="23"/>
+  </w:num>
+  <w:num w:numId="36" w16cid:durableId="641230623">
+    <w:abstractNumId w:val="37"/>
+  </w:num>
+  <w:num w:numId="37" w16cid:durableId="1280527833">
+    <w:abstractNumId w:val="28"/>
+  </w:num>
+  <w:num w:numId="38" w16cid:durableId="1063404077">
+    <w:abstractNumId w:val="35"/>
+  </w:num>
+  <w:num w:numId="39" w16cid:durableId="1115368959">
+    <w:abstractNumId w:val="38"/>
+  </w:num>
+  <w:num w:numId="40" w16cid:durableId="802381140">
+    <w:abstractNumId w:val="32"/>
+  </w:num>
+  <w:num w:numId="41" w16cid:durableId="1620916344">
+    <w:abstractNumId w:val="18"/>
+  </w:num>
+  <w:num w:numId="42" w16cid:durableId="413746369">
+    <w:abstractNumId w:val="22"/>
+  </w:num>
+  <w:num w:numId="43" w16cid:durableId="1586496758">
+    <w:abstractNumId w:val="34"/>
+  </w:num>
+  <w:num w:numId="44" w16cid:durableId="2098671961">
+    <w:abstractNumId w:val="16"/>
+  </w:num>
+  <w:num w:numId="45" w16cid:durableId="1719472429">
+    <w:abstractNumId w:val="36"/>
+  </w:num>
+  <w:num w:numId="46" w16cid:durableId="1384868484">
     <w:abstractNumId w:val="15"/>
   </w:num>
-  <w:num w:numId="34" w16cid:durableId="1472937505">
-    <w:abstractNumId w:val="12"/>
-  </w:num>
-  <w:num w:numId="35" w16cid:durableId="1489907938">
+  <w:num w:numId="47" w16cid:durableId="1946419904">
     <w:abstractNumId w:val="21"/>
   </w:num>
-  <w:num w:numId="36" w16cid:durableId="641230623">
-    <w:abstractNumId w:val="34"/>
-  </w:num>
-  <w:num w:numId="37" w16cid:durableId="1280527833">
-    <w:abstractNumId w:val="26"/>
-  </w:num>
-  <w:num w:numId="38" w16cid:durableId="1063404077">
-    <w:abstractNumId w:val="32"/>
-  </w:num>
-  <w:num w:numId="39" w16cid:durableId="1115368959">
-    <w:abstractNumId w:val="35"/>
-  </w:num>
-  <w:num w:numId="40" w16cid:durableId="802381140">
-    <w:abstractNumId w:val="29"/>
-  </w:num>
-  <w:num w:numId="41" w16cid:durableId="1620916344">
-    <w:abstractNumId w:val="16"/>
-  </w:num>
-  <w:num w:numId="42" w16cid:durableId="413746369">
-    <w:abstractNumId w:val="20"/>
-  </w:num>
-  <w:num w:numId="43" w16cid:durableId="1586496758">
-    <w:abstractNumId w:val="31"/>
-  </w:num>
-  <w:num w:numId="44" w16cid:durableId="2098671961">
+  <w:num w:numId="48" w16cid:durableId="1238130010">
     <w:abstractNumId w:val="14"/>
   </w:num>
-  <w:num w:numId="45" w16cid:durableId="1719472429">
-    <w:abstractNumId w:val="33"/>
+  <w:num w:numId="49" w16cid:durableId="121850928">
+    <w:abstractNumId w:val="11"/>
   </w:num>
-  <w:num w:numId="46" w16cid:durableId="1384868484">
-    <w:abstractNumId w:val="13"/>
-  </w:num>
-  <w:num w:numId="47" w16cid:durableId="1946419904">
-    <w:abstractNumId w:val="19"/>
+  <w:num w:numId="50" w16cid:durableId="2050521636">
+    <w:abstractNumId w:val="30"/>
   </w:num>
 </w:numbering>
 </file>
